--- a/policies/build/chapters_v2/MOM/Document/MOM_Package/MOM10/SOP_Implant_Device_Management.docx
+++ b/policies/build/chapters_v2/MOM/Document/MOM_Package/MOM10/SOP_Implant_Device_Management.docx
@@ -416,7 +416,7 @@
         <w:spacing w:after="80"/>
       </w:pPr>
       <w:r>
-        <w:t xml:space="preserve">HCO_MOM_10_v2_REWRITE_DRAFT — MOM.10 policy</w:t>
+        <w:t>Policy on Implantable Prosthesis and Medical Devices (HCO/MOM/POL/10) — MOM.10 policy</w:t>
       </w:r>
     </w:p>
     <w:p>
